--- a/docs/NashForge_Assignment.docx
+++ b/docs/NashForge_Assignment.docx
@@ -118,7 +118,7 @@
           <w:b w:val="0"/>
           <w:i w:val="0"/>
         </w:rPr>
-        <w:t>The framework's distinguishing characteristic is that its measurement apparatus is itself validated before any result is reported. The solver is checked against Kuhn poker's analytically known game value of −1/18 and against exact exploitability computed by full tree traversal on Leduc Hold'em; the card abstraction's cost and benefit are measured rather than assumed; and every published figure carries a confidence interval. During development this discipline caused several previously published results to be formally withdrawn, and that correction is reported here as a finding in its own right rather than omitted. The system is covered by 195 automated regression tests.</w:t>
+        <w:t>The framework's distinguishing characteristic is that its measurement apparatus is itself validated before any result is reported. The solver is checked against Kuhn poker's analytically known game value of −1/18 and against exact exploitability computed by full tree traversal on Leduc Hold'em; the card abstraction's cost and benefit are measured rather than assumed; and every published figure carries a confidence interval. During development this discipline caused several previously published results to be formally withdrawn, and that correction is reported here as a finding in its own right rather than omitted. The system is covered by 197 automated regression tests.</w:t>
       </w:r>
     </w:p>
     <w:p>
@@ -1216,7 +1216,7 @@
           <w:b w:val="0"/>
           <w:i w:val="0"/>
         </w:rPr>
-        <w:t xml:space="preserve">, with 195 regression tests; version control and reproducibility are handled through </w:t>
+        <w:t xml:space="preserve">, with 197 regression tests; version control and reproducibility are handled through </w:t>
       </w:r>
       <w:r>
         <w:rPr>
@@ -1351,7 +1351,7 @@
                 <w:rFonts w:ascii="Calibri" w:hAnsi="Calibri"/>
                 <w:sz w:val="17"/>
               </w:rPr>
-              <w:t>195, from zero before the audit</w:t>
+              <w:t>197, from zero before the audit</w:t>
             </w:r>
           </w:p>
         </w:tc>
@@ -2594,6 +2594,506 @@
     </w:p>
     <w:p>
       <w:pPr>
+        <w:spacing w:before="200" w:after="60"/>
+      </w:pPr>
+      <w:r>
+        <w:rPr>
+          <w:rFonts w:ascii="Calibri" w:hAnsi="Calibri"/>
+          <w:b/>
+          <w:sz w:val="21"/>
+        </w:rPr>
+        <w:t>Phase Two — Evolutionary Search, Measured</w:t>
+      </w:r>
+    </w:p>
+    <w:p>
+      <w:pPr>
+        <w:jc w:val="both"/>
+      </w:pPr>
+      <w:r>
+        <w:rPr>
+          <w:b w:val="0"/>
+          <w:i w:val="0"/>
+        </w:rPr>
+        <w:t>With the measurement apparatus validated, the second family of agent was trained and evaluated: a population of neural policies optimised by selection and Gaussian mutation over fifty generations, heads-up, on the rebuilt nineteen-feature observation. The training budget was set from measurement rather than convention — re-scoring the same population under different hands moves a genome by 136 BB/100 at 2,000 hands and 31 at 24,000, so 24,000 hands per genome was used.</w:t>
+      </w:r>
+    </w:p>
+    <w:p>
+      <w:pPr>
+        <w:jc w:val="both"/>
+      </w:pPr>
+      <w:r>
+        <w:rPr>
+          <w:b w:val="0"/>
+          <w:i w:val="0"/>
+        </w:rPr>
+        <w:t>The result is reported as an endpoint comparison rather than a learning curve, for reasons given below. The final genome and an untrained genome drawn from the same initial distribution were played against the identical panel at 40,000 hands, giving an uncertainty of about 14 BB/100.</w:t>
+      </w:r>
+    </w:p>
+    <w:p>
+      <w:pPr>
+        <w:spacing w:before="160" w:after="40"/>
+        <w:jc w:val="center"/>
+      </w:pPr>
+      <w:r>
+        <w:drawing>
+          <wp:inline xmlns:a="http://schemas.openxmlformats.org/drawingml/2006/main" xmlns:pic="http://schemas.openxmlformats.org/drawingml/2006/picture">
+            <wp:extent cx="5669280" cy="2451687"/>
+            <wp:docPr id="4" name="Picture 4"/>
+            <wp:cNvGraphicFramePr>
+              <a:graphicFrameLocks noChangeAspect="1"/>
+            </wp:cNvGraphicFramePr>
+            <a:graphic>
+              <a:graphicData uri="http://schemas.openxmlformats.org/drawingml/2006/picture">
+                <pic:pic>
+                  <pic:nvPicPr>
+                    <pic:cNvPr id="0" name="fig4_evolution.png"/>
+                    <pic:cNvPicPr/>
+                  </pic:nvPicPr>
+                  <pic:blipFill>
+                    <a:blip r:embed="rId12"/>
+                    <a:stretch>
+                      <a:fillRect/>
+                    </a:stretch>
+                  </pic:blipFill>
+                  <pic:spPr>
+                    <a:xfrm>
+                      <a:off x="0" y="0"/>
+                      <a:ext cx="5669280" cy="2451687"/>
+                    </a:xfrm>
+                    <a:prstGeom prst="rect"/>
+                  </pic:spPr>
+                </pic:pic>
+              </a:graphicData>
+            </a:graphic>
+          </wp:inline>
+        </w:drawing>
+      </w:r>
+    </w:p>
+    <w:p>
+      <w:pPr>
+        <w:spacing w:after="200"/>
+        <w:jc w:val="both"/>
+      </w:pPr>
+      <w:r>
+        <w:rPr>
+          <w:b/>
+          <w:sz w:val="18"/>
+        </w:rPr>
+        <w:t>Figure 4. Evolutionary search before and after fifty generations.</w:t>
+      </w:r>
+      <w:r>
+        <w:rPr>
+          <w:b w:val="0"/>
+          <w:color w:val="5C646A"/>
+          <w:sz w:val="18"/>
+        </w:rPr>
+        <w:t xml:space="preserve"> Endpoint comparison at 40,000 hands per matchup. The evolved agent improves decisively against a random opponent and not at all against either the calling station or the solver.</w:t>
+      </w:r>
+    </w:p>
+    <w:p>
+      <w:pPr>
+        <w:spacing w:before="160" w:after="60"/>
+      </w:pPr>
+      <w:r>
+        <w:rPr>
+          <w:rFonts w:ascii="Calibri" w:hAnsi="Calibri"/>
+          <w:b/>
+          <w:sz w:val="19"/>
+        </w:rPr>
+        <w:t>Table 3. Endpoint comparison, 40,000 hands per matchup</w:t>
+      </w:r>
+    </w:p>
+    <w:tbl>
+      <w:tblPr>
+        <w:tblStyle w:val="TableGrid"/>
+        <w:tblW w:type="auto" w:w="0"/>
+        <w:jc w:val="center"/>
+        <w:tblLook w:firstColumn="1" w:firstRow="1" w:lastColumn="0" w:lastRow="0" w:noHBand="0" w:noVBand="1" w:val="04A0"/>
+      </w:tblPr>
+      <w:tblGrid>
+        <w:gridCol w:w="1958"/>
+        <w:gridCol w:w="1958"/>
+        <w:gridCol w:w="1958"/>
+        <w:gridCol w:w="1958"/>
+        <w:gridCol w:w="1958"/>
+      </w:tblGrid>
+      <w:tr>
+        <w:tc>
+          <w:tcPr>
+            <w:tcW w:type="dxa" w:w="1958"/>
+          </w:tcPr>
+          <w:p>
+            <w:r/>
+            <w:r>
+              <w:rPr>
+                <w:rFonts w:ascii="Calibri" w:hAnsi="Calibri"/>
+                <w:b/>
+                <w:sz w:val="17"/>
+              </w:rPr>
+              <w:t>Opponent</w:t>
+            </w:r>
+          </w:p>
+        </w:tc>
+        <w:tc>
+          <w:tcPr>
+            <w:tcW w:type="dxa" w:w="1958"/>
+          </w:tcPr>
+          <w:p>
+            <w:r/>
+            <w:r>
+              <w:rPr>
+                <w:rFonts w:ascii="Calibri" w:hAnsi="Calibri"/>
+                <w:b/>
+                <w:sz w:val="17"/>
+              </w:rPr>
+              <w:t>Untrained</w:t>
+            </w:r>
+          </w:p>
+        </w:tc>
+        <w:tc>
+          <w:tcPr>
+            <w:tcW w:type="dxa" w:w="1958"/>
+          </w:tcPr>
+          <w:p>
+            <w:r/>
+            <w:r>
+              <w:rPr>
+                <w:rFonts w:ascii="Calibri" w:hAnsi="Calibri"/>
+                <w:b/>
+                <w:sz w:val="17"/>
+              </w:rPr>
+              <w:t>After 50 generations</w:t>
+            </w:r>
+          </w:p>
+        </w:tc>
+        <w:tc>
+          <w:tcPr>
+            <w:tcW w:type="dxa" w:w="1958"/>
+          </w:tcPr>
+          <w:p>
+            <w:r/>
+            <w:r>
+              <w:rPr>
+                <w:rFonts w:ascii="Calibri" w:hAnsi="Calibri"/>
+                <w:b/>
+                <w:sz w:val="17"/>
+              </w:rPr>
+              <w:t>Difference</w:t>
+            </w:r>
+          </w:p>
+        </w:tc>
+        <w:tc>
+          <w:tcPr>
+            <w:tcW w:type="dxa" w:w="1958"/>
+          </w:tcPr>
+          <w:p>
+            <w:r/>
+            <w:r>
+              <w:rPr>
+                <w:rFonts w:ascii="Calibri" w:hAnsi="Calibri"/>
+                <w:b/>
+                <w:sz w:val="17"/>
+              </w:rPr>
+              <w:t>Verdict</w:t>
+            </w:r>
+          </w:p>
+        </w:tc>
+      </w:tr>
+      <w:tr>
+        <w:tc>
+          <w:tcPr>
+            <w:tcW w:type="dxa" w:w="1958"/>
+          </w:tcPr>
+          <w:p>
+            <w:r/>
+            <w:r>
+              <w:rPr>
+                <w:rFonts w:ascii="Calibri" w:hAnsi="Calibri"/>
+                <w:sz w:val="17"/>
+              </w:rPr>
+              <w:t>random</w:t>
+            </w:r>
+          </w:p>
+        </w:tc>
+        <w:tc>
+          <w:tcPr>
+            <w:tcW w:type="dxa" w:w="1958"/>
+          </w:tcPr>
+          <w:p>
+            <w:r/>
+            <w:r>
+              <w:rPr>
+                <w:rFonts w:ascii="Calibri" w:hAnsi="Calibri"/>
+                <w:sz w:val="17"/>
+              </w:rPr>
+              <w:t>−13.4 ± 14</w:t>
+            </w:r>
+          </w:p>
+        </w:tc>
+        <w:tc>
+          <w:tcPr>
+            <w:tcW w:type="dxa" w:w="1958"/>
+          </w:tcPr>
+          <w:p>
+            <w:r/>
+            <w:r>
+              <w:rPr>
+                <w:rFonts w:ascii="Calibri" w:hAnsi="Calibri"/>
+                <w:sz w:val="17"/>
+              </w:rPr>
+              <w:t>+192.7 ± 15</w:t>
+            </w:r>
+          </w:p>
+        </w:tc>
+        <w:tc>
+          <w:tcPr>
+            <w:tcW w:type="dxa" w:w="1958"/>
+          </w:tcPr>
+          <w:p>
+            <w:r/>
+            <w:r>
+              <w:rPr>
+                <w:rFonts w:ascii="Calibri" w:hAnsi="Calibri"/>
+                <w:sz w:val="17"/>
+              </w:rPr>
+              <w:t>+206.1 ± 39</w:t>
+            </w:r>
+          </w:p>
+        </w:tc>
+        <w:tc>
+          <w:tcPr>
+            <w:tcW w:type="dxa" w:w="1958"/>
+          </w:tcPr>
+          <w:p>
+            <w:r/>
+            <w:r>
+              <w:rPr>
+                <w:rFonts w:ascii="Calibri" w:hAnsi="Calibri"/>
+                <w:sz w:val="17"/>
+              </w:rPr>
+              <w:t>improved</w:t>
+            </w:r>
+          </w:p>
+        </w:tc>
+      </w:tr>
+      <w:tr>
+        <w:tc>
+          <w:tcPr>
+            <w:tcW w:type="dxa" w:w="1958"/>
+          </w:tcPr>
+          <w:p>
+            <w:r/>
+            <w:r>
+              <w:rPr>
+                <w:rFonts w:ascii="Calibri" w:hAnsi="Calibri"/>
+                <w:sz w:val="17"/>
+              </w:rPr>
+              <w:t>always-call</w:t>
+            </w:r>
+          </w:p>
+        </w:tc>
+        <w:tc>
+          <w:tcPr>
+            <w:tcW w:type="dxa" w:w="1958"/>
+          </w:tcPr>
+          <w:p>
+            <w:r/>
+            <w:r>
+              <w:rPr>
+                <w:rFonts w:ascii="Calibri" w:hAnsi="Calibri"/>
+                <w:sz w:val="17"/>
+              </w:rPr>
+              <w:t>−8.1 ± 14</w:t>
+            </w:r>
+          </w:p>
+        </w:tc>
+        <w:tc>
+          <w:tcPr>
+            <w:tcW w:type="dxa" w:w="1958"/>
+          </w:tcPr>
+          <w:p>
+            <w:r/>
+            <w:r>
+              <w:rPr>
+                <w:rFonts w:ascii="Calibri" w:hAnsi="Calibri"/>
+                <w:sz w:val="17"/>
+              </w:rPr>
+              <w:t>+0.5 ± 4</w:t>
+            </w:r>
+          </w:p>
+        </w:tc>
+        <w:tc>
+          <w:tcPr>
+            <w:tcW w:type="dxa" w:w="1958"/>
+          </w:tcPr>
+          <w:p>
+            <w:r/>
+            <w:r>
+              <w:rPr>
+                <w:rFonts w:ascii="Calibri" w:hAnsi="Calibri"/>
+                <w:sz w:val="17"/>
+              </w:rPr>
+              <w:t>+8.6 ± 28</w:t>
+            </w:r>
+          </w:p>
+        </w:tc>
+        <w:tc>
+          <w:tcPr>
+            <w:tcW w:type="dxa" w:w="1958"/>
+          </w:tcPr>
+          <w:p>
+            <w:r/>
+            <w:r>
+              <w:rPr>
+                <w:rFonts w:ascii="Calibri" w:hAnsi="Calibri"/>
+                <w:sz w:val="17"/>
+              </w:rPr>
+              <w:t>no change</w:t>
+            </w:r>
+          </w:p>
+        </w:tc>
+      </w:tr>
+      <w:tr>
+        <w:tc>
+          <w:tcPr>
+            <w:tcW w:type="dxa" w:w="1958"/>
+          </w:tcPr>
+          <w:p>
+            <w:r/>
+            <w:r>
+              <w:rPr>
+                <w:rFonts w:ascii="Calibri" w:hAnsi="Calibri"/>
+                <w:sz w:val="17"/>
+              </w:rPr>
+              <w:t>CFR agent</w:t>
+            </w:r>
+          </w:p>
+        </w:tc>
+        <w:tc>
+          <w:tcPr>
+            <w:tcW w:type="dxa" w:w="1958"/>
+          </w:tcPr>
+          <w:p>
+            <w:r/>
+            <w:r>
+              <w:rPr>
+                <w:rFonts w:ascii="Calibri" w:hAnsi="Calibri"/>
+                <w:sz w:val="17"/>
+              </w:rPr>
+              <w:t>−403.9 ± 13</w:t>
+            </w:r>
+          </w:p>
+        </w:tc>
+        <w:tc>
+          <w:tcPr>
+            <w:tcW w:type="dxa" w:w="1958"/>
+          </w:tcPr>
+          <w:p>
+            <w:r/>
+            <w:r>
+              <w:rPr>
+                <w:rFonts w:ascii="Calibri" w:hAnsi="Calibri"/>
+                <w:sz w:val="17"/>
+              </w:rPr>
+              <w:t>−370.1 ± 14</w:t>
+            </w:r>
+          </w:p>
+        </w:tc>
+        <w:tc>
+          <w:tcPr>
+            <w:tcW w:type="dxa" w:w="1958"/>
+          </w:tcPr>
+          <w:p>
+            <w:r/>
+            <w:r>
+              <w:rPr>
+                <w:rFonts w:ascii="Calibri" w:hAnsi="Calibri"/>
+                <w:sz w:val="17"/>
+              </w:rPr>
+              <w:t>+33.8 ± 37</w:t>
+            </w:r>
+          </w:p>
+        </w:tc>
+        <w:tc>
+          <w:tcPr>
+            <w:tcW w:type="dxa" w:w="1958"/>
+          </w:tcPr>
+          <w:p>
+            <w:r/>
+            <w:r>
+              <w:rPr>
+                <w:rFonts w:ascii="Calibri" w:hAnsi="Calibri"/>
+                <w:sz w:val="17"/>
+              </w:rPr>
+              <w:t>no change</w:t>
+            </w:r>
+          </w:p>
+        </w:tc>
+      </w:tr>
+    </w:tbl>
+    <w:p>
+      <w:pPr>
+        <w:spacing w:after="80"/>
+      </w:pPr>
+    </w:p>
+    <w:p>
+      <w:pPr>
+        <w:jc w:val="both"/>
+      </w:pPr>
+      <w:r>
+        <w:rPr>
+          <w:b/>
+          <w:i w:val="0"/>
+        </w:rPr>
+        <w:t>Evolutionary search learned to exploit randomness rather than to play poker.</w:t>
+      </w:r>
+      <w:r>
+        <w:rPr>
+          <w:b w:val="0"/>
+          <w:i w:val="0"/>
+        </w:rPr>
+        <w:t xml:space="preserve"> It punishes an opponent that folds and raises at random by 206 BB/100, a difference of more than five standard errors. It gains nothing against a station that never folds, which can only be beaten by betting for value. And against the solver-derived agent it remains beaten by 370 BB/100 after fifty generations, having improved by nothing measurable. What it learned did not transfer, which is a more specific finding than the prediction that the method would simply plateau.</w:t>
+      </w:r>
+    </w:p>
+    <w:p>
+      <w:pPr>
+        <w:jc w:val="both"/>
+      </w:pPr>
+      <w:r>
+        <w:rPr>
+          <w:b w:val="0"/>
+          <w:i w:val="0"/>
+        </w:rPr>
+        <w:t>Only the independent panel makes this visible. Self-play fitness sat near zero throughout, as the zero-sum property of poker requires, and reveals nothing about whether anything was learned — which is precisely why the earlier pipeline could improve against itself for eighty-nine runs while getting worse at the game.</w:t>
+      </w:r>
+    </w:p>
+    <w:p>
+      <w:pPr>
+        <w:spacing w:before="200" w:after="60"/>
+      </w:pPr>
+      <w:r>
+        <w:rPr>
+          <w:rFonts w:ascii="Calibri" w:hAnsi="Calibri"/>
+          <w:b/>
+          <w:sz w:val="21"/>
+        </w:rPr>
+        <w:t>Three False Results, and What Caught Each</w:t>
+      </w:r>
+    </w:p>
+    <w:p>
+      <w:pPr>
+        <w:jc w:val="both"/>
+      </w:pPr>
+      <w:r>
+        <w:rPr>
+          <w:b w:val="0"/>
+          <w:i w:val="0"/>
+        </w:rPr>
+        <w:t>Three results during this phase looked like findings and were not, and each was caught by a check already built into the framework. A per-generation panel curve measured over 3,000 hands appeared to rise from +111 to +214 BB/100; across eleven readings it scattered with a standard deviation of 56 against a measurement error of 57, and was indistinguishable from a constant. A benchmark row reported the evolved agent beating the solver by 60.8 BB/100, alongside a 74.3% lookup miss rate — the counter that exists so a benchmark which has quietly become a second random opponent shows up as a number. And the explanation first offered for that miss rate, that the solver covers only half its abstraction, was itself wrong: every lookup had found its key, and the harness was discarding valid entries because the solver stores one probability per legal action at a node rather than one per abstract action. A measurement that is too coarse or subtly wrong does not return no result; it returns a plausible one.</w:t>
+      </w:r>
+    </w:p>
+    <w:p>
+      <w:pPr>
         <w:spacing w:before="320" w:after="120"/>
       </w:pPr>
       <w:r>
@@ -2815,7 +3315,7 @@
           <w:b/>
           <w:sz w:val="19"/>
         </w:rPr>
-        <w:t>Table 3. NashForge against conventional approaches</w:t>
+        <w:t>Table 4. NashForge against conventional approaches</w:t>
       </w:r>
     </w:p>
     <w:tbl>

--- a/docs/NashForge_Assignment.docx
+++ b/docs/NashForge_Assignment.docx
@@ -1440,7 +1440,7 @@
       <w:r>
         <w:drawing>
           <wp:inline xmlns:a="http://schemas.openxmlformats.org/drawingml/2006/main" xmlns:pic="http://schemas.openxmlformats.org/drawingml/2006/picture">
-            <wp:extent cx="5669280" cy="2714143"/>
+            <wp:extent cx="5669280" cy="2540311"/>
             <wp:docPr id="1" name="Picture 1"/>
             <wp:cNvGraphicFramePr>
               <a:graphicFrameLocks noChangeAspect="1"/>
@@ -1461,7 +1461,7 @@
                   <pic:spPr>
                     <a:xfrm>
                       <a:off x="0" y="0"/>
-                      <a:ext cx="5669280" cy="2714143"/>
+                      <a:ext cx="5669280" cy="2540311"/>
                     </a:xfrm>
                     <a:prstGeom prst="rect"/>
                   </pic:spPr>
@@ -1526,7 +1526,7 @@
       <w:r>
         <w:drawing>
           <wp:inline xmlns:a="http://schemas.openxmlformats.org/drawingml/2006/main" xmlns:pic="http://schemas.openxmlformats.org/drawingml/2006/picture">
-            <wp:extent cx="5669280" cy="2439843"/>
+            <wp:extent cx="5669280" cy="2345092"/>
             <wp:docPr id="2" name="Picture 2"/>
             <wp:cNvGraphicFramePr>
               <a:graphicFrameLocks noChangeAspect="1"/>
@@ -1547,7 +1547,7 @@
                   <pic:spPr>
                     <a:xfrm>
                       <a:off x="0" y="0"/>
-                      <a:ext cx="5669280" cy="2439843"/>
+                      <a:ext cx="5669280" cy="2345092"/>
                     </a:xfrm>
                     <a:prstGeom prst="rect"/>
                   </pic:spPr>
@@ -2035,7 +2035,7 @@
       <w:r>
         <w:drawing>
           <wp:inline xmlns:a="http://schemas.openxmlformats.org/drawingml/2006/main" xmlns:pic="http://schemas.openxmlformats.org/drawingml/2006/picture">
-            <wp:extent cx="5669280" cy="2453395"/>
+            <wp:extent cx="5669280" cy="2358579"/>
             <wp:docPr id="3" name="Picture 3"/>
             <wp:cNvGraphicFramePr>
               <a:graphicFrameLocks noChangeAspect="1"/>
@@ -2056,7 +2056,7 @@
                   <pic:spPr>
                     <a:xfrm>
                       <a:off x="0" y="0"/>
-                      <a:ext cx="5669280" cy="2453395"/>
+                      <a:ext cx="5669280" cy="2358579"/>
                     </a:xfrm>
                     <a:prstGeom prst="rect"/>
                   </pic:spPr>
@@ -2637,7 +2637,7 @@
       <w:r>
         <w:drawing>
           <wp:inline xmlns:a="http://schemas.openxmlformats.org/drawingml/2006/main" xmlns:pic="http://schemas.openxmlformats.org/drawingml/2006/picture">
-            <wp:extent cx="5669280" cy="2451687"/>
+            <wp:extent cx="5669280" cy="2356936"/>
             <wp:docPr id="4" name="Picture 4"/>
             <wp:cNvGraphicFramePr>
               <a:graphicFrameLocks noChangeAspect="1"/>
@@ -2658,7 +2658,7 @@
                   <pic:spPr>
                     <a:xfrm>
                       <a:off x="0" y="0"/>
-                      <a:ext cx="5669280" cy="2451687"/>
+                      <a:ext cx="5669280" cy="2356936"/>
                     </a:xfrm>
                     <a:prstGeom prst="rect"/>
                   </pic:spPr>

--- a/docs/NashForge_Assignment.docx
+++ b/docs/NashForge_Assignment.docx
@@ -118,7 +118,7 @@
           <w:b w:val="0"/>
           <w:i w:val="0"/>
         </w:rPr>
-        <w:t>The framework's distinguishing characteristic is that its measurement apparatus is itself validated before any result is reported. The solver is checked against Kuhn poker's analytically known game value of −1/18 and against exact exploitability computed by full tree traversal on Leduc Hold'em; the card abstraction's cost and benefit are measured rather than assumed; and every published figure carries a confidence interval. During development this discipline caused several previously published results to be formally withdrawn, and that correction is reported here as a finding in its own right rather than omitted. The system is covered by 197 automated regression tests.</w:t>
+        <w:t>The framework's distinguishing characteristic is that its measurement apparatus is itself validated before any result is reported. The solver is checked against Kuhn poker's analytically known game value of −1/18 and against exact exploitability computed by full tree traversal on Leduc Hold'em; the card abstraction's cost and benefit are measured rather than assumed; and every published figure carries a confidence interval. During development this discipline caused several previously published results to be formally withdrawn, and that correction is reported here as a finding in its own right rather than omitted. The system is covered by 233 automated regression tests.</w:t>
       </w:r>
     </w:p>
     <w:p>
@@ -3094,6 +3094,1064 @@
     </w:p>
     <w:p>
       <w:pPr>
+        <w:spacing w:before="200" w:after="60"/>
+      </w:pPr>
+      <w:r>
+        <w:rPr>
+          <w:rFonts w:ascii="Calibri" w:hAnsi="Calibri"/>
+          <w:b/>
+          <w:sz w:val="21"/>
+        </w:rPr>
+        <w:t>Phase Three — PPO with Self-Play, Measured</w:t>
+      </w:r>
+    </w:p>
+    <w:p>
+      <w:pPr>
+        <w:jc w:val="both"/>
+      </w:pPr>
+      <w:r>
+        <w:rPr>
+          <w:b w:val="0"/>
+          <w:i w:val="0"/>
+        </w:rPr>
+        <w:t>The third family is a policy-gradient agent trained by self-play. Training against a Hall of Fame pool was not possible — the pool was empty, and its former contents had been bred on the metric the audit withdrew — so the policy was snapshotted into its own opponent pool periodically and sampled from it, which is what self-play means in the audit's sense. Three seeds were trained to eight million hands each, about 4.7 hours apiece, with checkpoints retained at 500,000, two million and eight million hands so that a budget axis exists rather than a single endpoint. The rungs are points on one run rather than three runs: the two-million policy is the 500,000 policy trained further.</w:t>
+      </w:r>
+    </w:p>
+    <w:p>
+      <w:pPr>
+        <w:jc w:val="both"/>
+      </w:pPr>
+      <w:r>
+        <w:rPr>
+          <w:b w:val="0"/>
+          <w:i w:val="0"/>
+        </w:rPr>
+        <w:t>Each rung was measured exactly as Phase Two was — against an untrained policy from the same initialisation, both against the same panel, both at 40,000 hands. The seeding was arranged so that this baseline can be reconstructed at all: an untrained network from seed n is bit-for-bit the network that seed n's training began from.</w:t>
+      </w:r>
+    </w:p>
+    <w:p>
+      <w:pPr>
+        <w:spacing w:before="160" w:after="60"/>
+      </w:pPr>
+      <w:r>
+        <w:rPr>
+          <w:rFonts w:ascii="Calibri" w:hAnsi="Calibri"/>
+          <w:b/>
+          <w:sz w:val="19"/>
+        </w:rPr>
+        <w:t>Table 4. PPO endpoint, gain over an untrained policy from the same initialisation</w:t>
+      </w:r>
+    </w:p>
+    <w:tbl>
+      <w:tblPr>
+        <w:tblStyle w:val="TableGrid"/>
+        <w:tblW w:type="auto" w:w="0"/>
+        <w:jc w:val="center"/>
+        <w:tblLook w:firstColumn="1" w:firstRow="1" w:lastColumn="0" w:lastRow="0" w:noHBand="0" w:noVBand="1" w:val="04A0"/>
+      </w:tblPr>
+      <w:tblGrid>
+        <w:gridCol w:w="2448"/>
+        <w:gridCol w:w="2448"/>
+        <w:gridCol w:w="2448"/>
+        <w:gridCol w:w="2448"/>
+      </w:tblGrid>
+      <w:tr>
+        <w:tc>
+          <w:tcPr>
+            <w:tcW w:type="dxa" w:w="2448"/>
+          </w:tcPr>
+          <w:p>
+            <w:r/>
+            <w:r>
+              <w:rPr>
+                <w:rFonts w:ascii="Calibri" w:hAnsi="Calibri"/>
+                <w:b/>
+                <w:sz w:val="17"/>
+              </w:rPr>
+              <w:t>Trained to</w:t>
+            </w:r>
+          </w:p>
+        </w:tc>
+        <w:tc>
+          <w:tcPr>
+            <w:tcW w:type="dxa" w:w="2448"/>
+          </w:tcPr>
+          <w:p>
+            <w:r/>
+            <w:r>
+              <w:rPr>
+                <w:rFonts w:ascii="Calibri" w:hAnsi="Calibri"/>
+                <w:b/>
+                <w:sz w:val="17"/>
+              </w:rPr>
+              <w:t>vs random</w:t>
+            </w:r>
+          </w:p>
+        </w:tc>
+        <w:tc>
+          <w:tcPr>
+            <w:tcW w:type="dxa" w:w="2448"/>
+          </w:tcPr>
+          <w:p>
+            <w:r/>
+            <w:r>
+              <w:rPr>
+                <w:rFonts w:ascii="Calibri" w:hAnsi="Calibri"/>
+                <w:b/>
+                <w:sz w:val="17"/>
+              </w:rPr>
+              <w:t>vs always-call</w:t>
+            </w:r>
+          </w:p>
+        </w:tc>
+        <w:tc>
+          <w:tcPr>
+            <w:tcW w:type="dxa" w:w="2448"/>
+          </w:tcPr>
+          <w:p>
+            <w:r/>
+            <w:r>
+              <w:rPr>
+                <w:rFonts w:ascii="Calibri" w:hAnsi="Calibri"/>
+                <w:b/>
+                <w:sz w:val="17"/>
+              </w:rPr>
+              <w:t>vs CFR agent</w:t>
+            </w:r>
+          </w:p>
+        </w:tc>
+      </w:tr>
+      <w:tr>
+        <w:tc>
+          <w:tcPr>
+            <w:tcW w:type="dxa" w:w="2448"/>
+          </w:tcPr>
+          <w:p>
+            <w:r/>
+            <w:r>
+              <w:rPr>
+                <w:rFonts w:ascii="Calibri" w:hAnsi="Calibri"/>
+                <w:sz w:val="17"/>
+              </w:rPr>
+              <w:t>500,000 hands</w:t>
+            </w:r>
+          </w:p>
+        </w:tc>
+        <w:tc>
+          <w:tcPr>
+            <w:tcW w:type="dxa" w:w="2448"/>
+          </w:tcPr>
+          <w:p>
+            <w:r/>
+            <w:r>
+              <w:rPr>
+                <w:rFonts w:ascii="Calibri" w:hAnsi="Calibri"/>
+                <w:sz w:val="17"/>
+              </w:rPr>
+              <w:t>+215.9 (spread 217)</w:t>
+            </w:r>
+          </w:p>
+        </w:tc>
+        <w:tc>
+          <w:tcPr>
+            <w:tcW w:type="dxa" w:w="2448"/>
+          </w:tcPr>
+          <w:p>
+            <w:r/>
+            <w:r>
+              <w:rPr>
+                <w:rFonts w:ascii="Calibri" w:hAnsi="Calibri"/>
+                <w:sz w:val="17"/>
+              </w:rPr>
+              <w:t>+261.9 (spread 398)</w:t>
+            </w:r>
+          </w:p>
+        </w:tc>
+        <w:tc>
+          <w:tcPr>
+            <w:tcW w:type="dxa" w:w="2448"/>
+          </w:tcPr>
+          <w:p>
+            <w:r/>
+            <w:r>
+              <w:rPr>
+                <w:rFonts w:ascii="Calibri" w:hAnsi="Calibri"/>
+                <w:sz w:val="17"/>
+              </w:rPr>
+              <w:t>+324.3 (spread 79)</w:t>
+            </w:r>
+          </w:p>
+        </w:tc>
+      </w:tr>
+      <w:tr>
+        <w:tc>
+          <w:tcPr>
+            <w:tcW w:type="dxa" w:w="2448"/>
+          </w:tcPr>
+          <w:p>
+            <w:r/>
+            <w:r>
+              <w:rPr>
+                <w:rFonts w:ascii="Calibri" w:hAnsi="Calibri"/>
+                <w:sz w:val="17"/>
+              </w:rPr>
+              <w:t>2,000,000 hands</w:t>
+            </w:r>
+          </w:p>
+        </w:tc>
+        <w:tc>
+          <w:tcPr>
+            <w:tcW w:type="dxa" w:w="2448"/>
+          </w:tcPr>
+          <w:p>
+            <w:r/>
+            <w:r>
+              <w:rPr>
+                <w:rFonts w:ascii="Calibri" w:hAnsi="Calibri"/>
+                <w:sz w:val="17"/>
+              </w:rPr>
+              <w:t>+233.3 (spread 73)</w:t>
+            </w:r>
+          </w:p>
+        </w:tc>
+        <w:tc>
+          <w:tcPr>
+            <w:tcW w:type="dxa" w:w="2448"/>
+          </w:tcPr>
+          <w:p>
+            <w:r/>
+            <w:r>
+              <w:rPr>
+                <w:rFonts w:ascii="Calibri" w:hAnsi="Calibri"/>
+                <w:sz w:val="17"/>
+              </w:rPr>
+              <w:t>+276.9 (spread 370)</w:t>
+            </w:r>
+          </w:p>
+        </w:tc>
+        <w:tc>
+          <w:tcPr>
+            <w:tcW w:type="dxa" w:w="2448"/>
+          </w:tcPr>
+          <w:p>
+            <w:r/>
+            <w:r>
+              <w:rPr>
+                <w:rFonts w:ascii="Calibri" w:hAnsi="Calibri"/>
+                <w:sz w:val="17"/>
+              </w:rPr>
+              <w:t>+394.2 (spread 33)</w:t>
+            </w:r>
+          </w:p>
+        </w:tc>
+      </w:tr>
+      <w:tr>
+        <w:tc>
+          <w:tcPr>
+            <w:tcW w:type="dxa" w:w="2448"/>
+          </w:tcPr>
+          <w:p>
+            <w:r/>
+            <w:r>
+              <w:rPr>
+                <w:rFonts w:ascii="Calibri" w:hAnsi="Calibri"/>
+                <w:sz w:val="17"/>
+              </w:rPr>
+              <w:t>8,000,000 hands</w:t>
+            </w:r>
+          </w:p>
+        </w:tc>
+        <w:tc>
+          <w:tcPr>
+            <w:tcW w:type="dxa" w:w="2448"/>
+          </w:tcPr>
+          <w:p>
+            <w:r/>
+            <w:r>
+              <w:rPr>
+                <w:rFonts w:ascii="Calibri" w:hAnsi="Calibri"/>
+                <w:sz w:val="17"/>
+              </w:rPr>
+              <w:t>+147.1 (spread 135)</w:t>
+            </w:r>
+          </w:p>
+        </w:tc>
+        <w:tc>
+          <w:tcPr>
+            <w:tcW w:type="dxa" w:w="2448"/>
+          </w:tcPr>
+          <w:p>
+            <w:r/>
+            <w:r>
+              <w:rPr>
+                <w:rFonts w:ascii="Calibri" w:hAnsi="Calibri"/>
+                <w:sz w:val="17"/>
+              </w:rPr>
+              <w:t>+451.3 (spread 637)</w:t>
+            </w:r>
+          </w:p>
+        </w:tc>
+        <w:tc>
+          <w:tcPr>
+            <w:tcW w:type="dxa" w:w="2448"/>
+          </w:tcPr>
+          <w:p>
+            <w:r/>
+            <w:r>
+              <w:rPr>
+                <w:rFonts w:ascii="Calibri" w:hAnsi="Calibri"/>
+                <w:sz w:val="17"/>
+              </w:rPr>
+              <w:t>+373.1 (spread 48)</w:t>
+            </w:r>
+          </w:p>
+        </w:tc>
+      </w:tr>
+    </w:tbl>
+    <w:p>
+      <w:pPr>
+        <w:spacing w:after="80"/>
+      </w:pPr>
+    </w:p>
+    <w:p>
+      <w:pPr>
+        <w:jc w:val="both"/>
+      </w:pPr>
+      <w:r>
+        <w:rPr>
+          <w:b w:val="0"/>
+          <w:i w:val="0"/>
+        </w:rPr>
+        <w:t xml:space="preserve">All twenty-seven rows — three seeds by three rungs by three opponents — separated from zero in the improving direction, at a solver lookup miss rate of 0.0% throughout. </w:t>
+      </w:r>
+      <w:r>
+        <w:rPr>
+          <w:b/>
+          <w:i w:val="0"/>
+        </w:rPr>
+        <w:t>What PPO learned transferred, and that is the contrast with Phase Two.</w:t>
+      </w:r>
+      <w:r>
+        <w:rPr>
+          <w:b w:val="0"/>
+          <w:i w:val="0"/>
+        </w:rPr>
+        <w:t xml:space="preserve"> Against the solver the untrained networks scored −399.1, −385.9 and −366.3 BB/100; after eight million hands the same three scored −34.8, +35.4 and −32.7, a mean of −10.7. Evolutionary search, given the same panel and the same bar, moved from −403.9 to −370.1 and was scored no change. Both halves of the audit's prediction now carry numbers: the evolutionary method plateaus and policy gradient does not.</w:t>
+      </w:r>
+    </w:p>
+    <w:p>
+      <w:pPr>
+        <w:jc w:val="both"/>
+      </w:pPr>
+      <w:r>
+        <w:rPr>
+          <w:b w:val="0"/>
+          <w:i w:val="0"/>
+        </w:rPr>
+        <w:t>The figure quoted for a multi-seed result is the spread across seeds rather than any single seed's interval. A 40,000-hand measurement carries about ±14 BB/100; these seeds disagree with each other by 33 to 637 depending on the opponent, so quoting the measurement error would understate the uncertainty by an order of magnitude against the baselines.</w:t>
+      </w:r>
+    </w:p>
+    <w:p>
+      <w:pPr>
+        <w:spacing w:before="200" w:after="60"/>
+      </w:pPr>
+      <w:r>
+        <w:rPr>
+          <w:rFonts w:ascii="Calibri" w:hAnsi="Calibri"/>
+          <w:b/>
+          <w:sz w:val="21"/>
+        </w:rPr>
+        <w:t>Phase Four — The Comparison</w:t>
+      </w:r>
+    </w:p>
+    <w:p>
+      <w:pPr>
+        <w:jc w:val="both"/>
+      </w:pPr>
+      <w:r>
+        <w:rPr>
+          <w:b w:val="0"/>
+          <w:i w:val="0"/>
+        </w:rPr>
+        <w:t>The three families laddered along different axes — the solver along training seconds, evolutionary search along generations, PPO along hands — and a comparison has to declare one. Wall-clock is the only axis all three share, and none of them needed re-running to supply it: every family had recorded seconds throughout, so the shared axis was arithmetic over files that already existed.</w:t>
+      </w:r>
+    </w:p>
+    <w:p>
+      <w:pPr>
+        <w:spacing w:before="160" w:after="40"/>
+        <w:jc w:val="center"/>
+      </w:pPr>
+      <w:r>
+        <w:drawing>
+          <wp:inline xmlns:a="http://schemas.openxmlformats.org/drawingml/2006/main" xmlns:pic="http://schemas.openxmlformats.org/drawingml/2006/picture">
+            <wp:extent cx="5669280" cy="2409937"/>
+            <wp:docPr id="5" name="Picture 5"/>
+            <wp:cNvGraphicFramePr>
+              <a:graphicFrameLocks noChangeAspect="1"/>
+            </wp:cNvGraphicFramePr>
+            <a:graphic>
+              <a:graphicData uri="http://schemas.openxmlformats.org/drawingml/2006/picture">
+                <pic:pic>
+                  <pic:nvPicPr>
+                    <pic:cNvPr id="0" name="fig5_comparison.png"/>
+                    <pic:cNvPicPr/>
+                  </pic:nvPicPr>
+                  <pic:blipFill>
+                    <a:blip r:embed="rId13"/>
+                    <a:stretch>
+                      <a:fillRect/>
+                    </a:stretch>
+                  </pic:blipFill>
+                  <pic:spPr>
+                    <a:xfrm>
+                      <a:off x="0" y="0"/>
+                      <a:ext cx="5669280" cy="2409937"/>
+                    </a:xfrm>
+                    <a:prstGeom prst="rect"/>
+                  </pic:spPr>
+                </pic:pic>
+              </a:graphicData>
+            </a:graphic>
+          </wp:inline>
+        </w:drawing>
+      </w:r>
+    </w:p>
+    <w:p>
+      <w:pPr>
+        <w:spacing w:after="200"/>
+        <w:jc w:val="both"/>
+      </w:pPr>
+      <w:r>
+        <w:rPr>
+          <w:b/>
+          <w:sz w:val="18"/>
+        </w:rPr>
+        <w:t>Figure 5. The three families on one budget axis.</w:t>
+      </w:r>
+      <w:r>
+        <w:rPr>
+          <w:b w:val="0"/>
+          <w:color w:val="5C646A"/>
+          <w:sz w:val="18"/>
+        </w:rPr>
+        <w:t xml:space="preserve"> Score against the CFR agent as a function of training wall-clock. PPO reaches parity with the solver within about an hour and then flattens; evolutionary search remains 370 BB/100 below it having spent more than three times the compute. Error bars are the spread across three training seeds.</w:t>
+      </w:r>
+    </w:p>
+    <w:p>
+      <w:pPr>
+        <w:spacing w:before="160" w:after="60"/>
+      </w:pPr>
+      <w:r>
+        <w:rPr>
+          <w:rFonts w:ascii="Calibri" w:hAnsi="Calibri"/>
+          <w:b/>
+          <w:sz w:val="19"/>
+        </w:rPr>
+        <w:t>Table 5. Every family against the same panel, 40,000 hands, BB/100</w:t>
+      </w:r>
+    </w:p>
+    <w:tbl>
+      <w:tblPr>
+        <w:tblStyle w:val="TableGrid"/>
+        <w:tblW w:type="auto" w:w="0"/>
+        <w:jc w:val="center"/>
+        <w:tblLook w:firstColumn="1" w:firstRow="1" w:lastColumn="0" w:lastRow="0" w:noHBand="0" w:noVBand="1" w:val="04A0"/>
+      </w:tblPr>
+      <w:tblGrid>
+        <w:gridCol w:w="1958"/>
+        <w:gridCol w:w="1958"/>
+        <w:gridCol w:w="1958"/>
+        <w:gridCol w:w="1958"/>
+        <w:gridCol w:w="1958"/>
+      </w:tblGrid>
+      <w:tr>
+        <w:tc>
+          <w:tcPr>
+            <w:tcW w:type="dxa" w:w="1958"/>
+          </w:tcPr>
+          <w:p>
+            <w:r/>
+            <w:r>
+              <w:rPr>
+                <w:rFonts w:ascii="Calibri" w:hAnsi="Calibri"/>
+                <w:b/>
+                <w:sz w:val="17"/>
+              </w:rPr>
+              <w:t>Family</w:t>
+            </w:r>
+          </w:p>
+        </w:tc>
+        <w:tc>
+          <w:tcPr>
+            <w:tcW w:type="dxa" w:w="1958"/>
+          </w:tcPr>
+          <w:p>
+            <w:r/>
+            <w:r>
+              <w:rPr>
+                <w:rFonts w:ascii="Calibri" w:hAnsi="Calibri"/>
+                <w:b/>
+                <w:sz w:val="17"/>
+              </w:rPr>
+              <w:t>Wall-clock</w:t>
+            </w:r>
+          </w:p>
+        </w:tc>
+        <w:tc>
+          <w:tcPr>
+            <w:tcW w:type="dxa" w:w="1958"/>
+          </w:tcPr>
+          <w:p>
+            <w:r/>
+            <w:r>
+              <w:rPr>
+                <w:rFonts w:ascii="Calibri" w:hAnsi="Calibri"/>
+                <w:b/>
+                <w:sz w:val="17"/>
+              </w:rPr>
+              <w:t>vs random</w:t>
+            </w:r>
+          </w:p>
+        </w:tc>
+        <w:tc>
+          <w:tcPr>
+            <w:tcW w:type="dxa" w:w="1958"/>
+          </w:tcPr>
+          <w:p>
+            <w:r/>
+            <w:r>
+              <w:rPr>
+                <w:rFonts w:ascii="Calibri" w:hAnsi="Calibri"/>
+                <w:b/>
+                <w:sz w:val="17"/>
+              </w:rPr>
+              <w:t>vs always-call</w:t>
+            </w:r>
+          </w:p>
+        </w:tc>
+        <w:tc>
+          <w:tcPr>
+            <w:tcW w:type="dxa" w:w="1958"/>
+          </w:tcPr>
+          <w:p>
+            <w:r/>
+            <w:r>
+              <w:rPr>
+                <w:rFonts w:ascii="Calibri" w:hAnsi="Calibri"/>
+                <w:b/>
+                <w:sz w:val="17"/>
+              </w:rPr>
+              <w:t>vs CFR agent</w:t>
+            </w:r>
+          </w:p>
+        </w:tc>
+      </w:tr>
+      <w:tr>
+        <w:tc>
+          <w:tcPr>
+            <w:tcW w:type="dxa" w:w="1958"/>
+          </w:tcPr>
+          <w:p>
+            <w:r/>
+            <w:r>
+              <w:rPr>
+                <w:rFonts w:ascii="Calibri" w:hAnsi="Calibri"/>
+                <w:sz w:val="17"/>
+              </w:rPr>
+              <w:t>CFR (the solver)</w:t>
+            </w:r>
+          </w:p>
+        </w:tc>
+        <w:tc>
+          <w:tcPr>
+            <w:tcW w:type="dxa" w:w="1958"/>
+          </w:tcPr>
+          <w:p>
+            <w:r/>
+            <w:r>
+              <w:rPr>
+                <w:rFonts w:ascii="Calibri" w:hAnsi="Calibri"/>
+                <w:sz w:val="17"/>
+              </w:rPr>
+              <w:t>—</w:t>
+            </w:r>
+          </w:p>
+        </w:tc>
+        <w:tc>
+          <w:tcPr>
+            <w:tcW w:type="dxa" w:w="1958"/>
+          </w:tcPr>
+          <w:p>
+            <w:r/>
+            <w:r>
+              <w:rPr>
+                <w:rFonts w:ascii="Calibri" w:hAnsi="Calibri"/>
+                <w:sz w:val="17"/>
+              </w:rPr>
+              <w:t>+377.2</w:t>
+            </w:r>
+          </w:p>
+        </w:tc>
+        <w:tc>
+          <w:tcPr>
+            <w:tcW w:type="dxa" w:w="1958"/>
+          </w:tcPr>
+          <w:p>
+            <w:r/>
+            <w:r>
+              <w:rPr>
+                <w:rFonts w:ascii="Calibri" w:hAnsi="Calibri"/>
+                <w:sz w:val="17"/>
+              </w:rPr>
+              <w:t>+722.9</w:t>
+            </w:r>
+          </w:p>
+        </w:tc>
+        <w:tc>
+          <w:tcPr>
+            <w:tcW w:type="dxa" w:w="1958"/>
+          </w:tcPr>
+          <w:p>
+            <w:r/>
+            <w:r>
+              <w:rPr>
+                <w:rFonts w:ascii="Calibri" w:hAnsi="Calibri"/>
+                <w:sz w:val="17"/>
+              </w:rPr>
+              <w:t>—</w:t>
+            </w:r>
+          </w:p>
+        </w:tc>
+      </w:tr>
+      <w:tr>
+        <w:tc>
+          <w:tcPr>
+            <w:tcW w:type="dxa" w:w="1958"/>
+          </w:tcPr>
+          <w:p>
+            <w:r/>
+            <w:r>
+              <w:rPr>
+                <w:rFonts w:ascii="Calibri" w:hAnsi="Calibri"/>
+                <w:sz w:val="17"/>
+              </w:rPr>
+              <w:t>evolution, 50 generations</w:t>
+            </w:r>
+          </w:p>
+        </w:tc>
+        <w:tc>
+          <w:tcPr>
+            <w:tcW w:type="dxa" w:w="1958"/>
+          </w:tcPr>
+          <w:p>
+            <w:r/>
+            <w:r>
+              <w:rPr>
+                <w:rFonts w:ascii="Calibri" w:hAnsi="Calibri"/>
+                <w:sz w:val="17"/>
+              </w:rPr>
+              <w:t>3.16 h</w:t>
+            </w:r>
+          </w:p>
+        </w:tc>
+        <w:tc>
+          <w:tcPr>
+            <w:tcW w:type="dxa" w:w="1958"/>
+          </w:tcPr>
+          <w:p>
+            <w:r/>
+            <w:r>
+              <w:rPr>
+                <w:rFonts w:ascii="Calibri" w:hAnsi="Calibri"/>
+                <w:sz w:val="17"/>
+              </w:rPr>
+              <w:t>+192.7</w:t>
+            </w:r>
+          </w:p>
+        </w:tc>
+        <w:tc>
+          <w:tcPr>
+            <w:tcW w:type="dxa" w:w="1958"/>
+          </w:tcPr>
+          <w:p>
+            <w:r/>
+            <w:r>
+              <w:rPr>
+                <w:rFonts w:ascii="Calibri" w:hAnsi="Calibri"/>
+                <w:sz w:val="17"/>
+              </w:rPr>
+              <w:t>+0.5</w:t>
+            </w:r>
+          </w:p>
+        </w:tc>
+        <w:tc>
+          <w:tcPr>
+            <w:tcW w:type="dxa" w:w="1958"/>
+          </w:tcPr>
+          <w:p>
+            <w:r/>
+            <w:r>
+              <w:rPr>
+                <w:rFonts w:ascii="Calibri" w:hAnsi="Calibri"/>
+                <w:sz w:val="17"/>
+              </w:rPr>
+              <w:t>−370.1</w:t>
+            </w:r>
+          </w:p>
+        </w:tc>
+      </w:tr>
+      <w:tr>
+        <w:tc>
+          <w:tcPr>
+            <w:tcW w:type="dxa" w:w="1958"/>
+          </w:tcPr>
+          <w:p>
+            <w:r/>
+            <w:r>
+              <w:rPr>
+                <w:rFonts w:ascii="Calibri" w:hAnsi="Calibri"/>
+                <w:sz w:val="17"/>
+              </w:rPr>
+              <w:t>PPO, 500k hands</w:t>
+            </w:r>
+          </w:p>
+        </w:tc>
+        <w:tc>
+          <w:tcPr>
+            <w:tcW w:type="dxa" w:w="1958"/>
+          </w:tcPr>
+          <w:p>
+            <w:r/>
+            <w:r>
+              <w:rPr>
+                <w:rFonts w:ascii="Calibri" w:hAnsi="Calibri"/>
+                <w:sz w:val="17"/>
+              </w:rPr>
+              <w:t>0.26 h</w:t>
+            </w:r>
+          </w:p>
+        </w:tc>
+        <w:tc>
+          <w:tcPr>
+            <w:tcW w:type="dxa" w:w="1958"/>
+          </w:tcPr>
+          <w:p>
+            <w:r/>
+            <w:r>
+              <w:rPr>
+                <w:rFonts w:ascii="Calibri" w:hAnsi="Calibri"/>
+                <w:sz w:val="17"/>
+              </w:rPr>
+              <w:t>+204.1</w:t>
+            </w:r>
+          </w:p>
+        </w:tc>
+        <w:tc>
+          <w:tcPr>
+            <w:tcW w:type="dxa" w:w="1958"/>
+          </w:tcPr>
+          <w:p>
+            <w:r/>
+            <w:r>
+              <w:rPr>
+                <w:rFonts w:ascii="Calibri" w:hAnsi="Calibri"/>
+                <w:sz w:val="17"/>
+              </w:rPr>
+              <w:t>+278.6</w:t>
+            </w:r>
+          </w:p>
+        </w:tc>
+        <w:tc>
+          <w:tcPr>
+            <w:tcW w:type="dxa" w:w="1958"/>
+          </w:tcPr>
+          <w:p>
+            <w:r/>
+            <w:r>
+              <w:rPr>
+                <w:rFonts w:ascii="Calibri" w:hAnsi="Calibri"/>
+                <w:sz w:val="17"/>
+              </w:rPr>
+              <w:t>−59.5</w:t>
+            </w:r>
+          </w:p>
+        </w:tc>
+      </w:tr>
+      <w:tr>
+        <w:tc>
+          <w:tcPr>
+            <w:tcW w:type="dxa" w:w="1958"/>
+          </w:tcPr>
+          <w:p>
+            <w:r/>
+            <w:r>
+              <w:rPr>
+                <w:rFonts w:ascii="Calibri" w:hAnsi="Calibri"/>
+                <w:sz w:val="17"/>
+              </w:rPr>
+              <w:t>PPO, 2M hands</w:t>
+            </w:r>
+          </w:p>
+        </w:tc>
+        <w:tc>
+          <w:tcPr>
+            <w:tcW w:type="dxa" w:w="1958"/>
+          </w:tcPr>
+          <w:p>
+            <w:r/>
+            <w:r>
+              <w:rPr>
+                <w:rFonts w:ascii="Calibri" w:hAnsi="Calibri"/>
+                <w:sz w:val="17"/>
+              </w:rPr>
+              <w:t>1.02 h</w:t>
+            </w:r>
+          </w:p>
+        </w:tc>
+        <w:tc>
+          <w:tcPr>
+            <w:tcW w:type="dxa" w:w="1958"/>
+          </w:tcPr>
+          <w:p>
+            <w:r/>
+            <w:r>
+              <w:rPr>
+                <w:rFonts w:ascii="Calibri" w:hAnsi="Calibri"/>
+                <w:sz w:val="17"/>
+              </w:rPr>
+              <w:t>+221.5</w:t>
+            </w:r>
+          </w:p>
+        </w:tc>
+        <w:tc>
+          <w:tcPr>
+            <w:tcW w:type="dxa" w:w="1958"/>
+          </w:tcPr>
+          <w:p>
+            <w:r/>
+            <w:r>
+              <w:rPr>
+                <w:rFonts w:ascii="Calibri" w:hAnsi="Calibri"/>
+                <w:sz w:val="17"/>
+              </w:rPr>
+              <w:t>+293.5</w:t>
+            </w:r>
+          </w:p>
+        </w:tc>
+        <w:tc>
+          <w:tcPr>
+            <w:tcW w:type="dxa" w:w="1958"/>
+          </w:tcPr>
+          <w:p>
+            <w:r/>
+            <w:r>
+              <w:rPr>
+                <w:rFonts w:ascii="Calibri" w:hAnsi="Calibri"/>
+                <w:sz w:val="17"/>
+              </w:rPr>
+              <w:t>+10.4</w:t>
+            </w:r>
+          </w:p>
+        </w:tc>
+      </w:tr>
+      <w:tr>
+        <w:tc>
+          <w:tcPr>
+            <w:tcW w:type="dxa" w:w="1958"/>
+          </w:tcPr>
+          <w:p>
+            <w:r/>
+            <w:r>
+              <w:rPr>
+                <w:rFonts w:ascii="Calibri" w:hAnsi="Calibri"/>
+                <w:sz w:val="17"/>
+              </w:rPr>
+              <w:t>PPO, 8M hands</w:t>
+            </w:r>
+          </w:p>
+        </w:tc>
+        <w:tc>
+          <w:tcPr>
+            <w:tcW w:type="dxa" w:w="1958"/>
+          </w:tcPr>
+          <w:p>
+            <w:r/>
+            <w:r>
+              <w:rPr>
+                <w:rFonts w:ascii="Calibri" w:hAnsi="Calibri"/>
+                <w:sz w:val="17"/>
+              </w:rPr>
+              <w:t>4.81 h</w:t>
+            </w:r>
+          </w:p>
+        </w:tc>
+        <w:tc>
+          <w:tcPr>
+            <w:tcW w:type="dxa" w:w="1958"/>
+          </w:tcPr>
+          <w:p>
+            <w:r/>
+            <w:r>
+              <w:rPr>
+                <w:rFonts w:ascii="Calibri" w:hAnsi="Calibri"/>
+                <w:sz w:val="17"/>
+              </w:rPr>
+              <w:t>+135.4</w:t>
+            </w:r>
+          </w:p>
+        </w:tc>
+        <w:tc>
+          <w:tcPr>
+            <w:tcW w:type="dxa" w:w="1958"/>
+          </w:tcPr>
+          <w:p>
+            <w:r/>
+            <w:r>
+              <w:rPr>
+                <w:rFonts w:ascii="Calibri" w:hAnsi="Calibri"/>
+                <w:sz w:val="17"/>
+              </w:rPr>
+              <w:t>+467.9</w:t>
+            </w:r>
+          </w:p>
+        </w:tc>
+        <w:tc>
+          <w:tcPr>
+            <w:tcW w:type="dxa" w:w="1958"/>
+          </w:tcPr>
+          <w:p>
+            <w:r/>
+            <w:r>
+              <w:rPr>
+                <w:rFonts w:ascii="Calibri" w:hAnsi="Calibri"/>
+                <w:sz w:val="17"/>
+              </w:rPr>
+              <w:t>−10.7</w:t>
+            </w:r>
+          </w:p>
+        </w:tc>
+      </w:tr>
+    </w:tbl>
+    <w:p>
+      <w:pPr>
+        <w:spacing w:after="80"/>
+      </w:pPr>
+    </w:p>
+    <w:p>
+      <w:pPr>
+        <w:jc w:val="both"/>
+      </w:pPr>
+      <w:r>
+        <w:rPr>
+          <w:b/>
+          <w:i w:val="0"/>
+        </w:rPr>
+        <w:t>PPO reaches break-even against the solver in about one hour of training, and evolutionary search does not reach it in three.</w:t>
+      </w:r>
+      <w:r>
+        <w:rPr>
+          <w:b w:val="0"/>
+          <w:i w:val="0"/>
+        </w:rPr>
+        <w:t xml:space="preserve"> Because both families sit on one wall-clock axis this is a like-for-like statement about budget rather than a comparison of endpoints. The solver has no row against itself: a strategy played against a copy of itself scores zero by symmetry, and that is a structural identity rather than a measurement.</w:t>
+      </w:r>
+    </w:p>
+    <w:p>
+      <w:pPr>
+        <w:jc w:val="both"/>
+      </w:pPr>
+      <w:r>
+        <w:rPr>
+          <w:b/>
+          <w:i w:val="0"/>
+        </w:rPr>
+        <w:t>The table does not rank, and that is its most interesting property.</w:t>
+      </w:r>
+      <w:r>
+        <w:rPr>
+          <w:b w:val="0"/>
+          <w:i w:val="0"/>
+        </w:rPr>
+        <w:t xml:space="preserve"> PPO at two million hands draws level with the solver head to head, yet the solver takes far more off both baselines — +377.2 against random to PPO's +221.5, and +722.9 against the calling station to PPO's +293.5. Two agents that are level against each other extract very different amounts from the same weak opponents, so strength here is not a scalar and any single-number ranking of the three families would be a fiction. It also runs against the intuition that a near-equilibrium strategy should be the less exploitative one.</w:t>
+      </w:r>
+    </w:p>
+    <w:p>
+      <w:pPr>
+        <w:jc w:val="both"/>
+      </w:pPr>
+      <w:r>
+        <w:rPr>
+          <w:b w:val="0"/>
+          <w:i w:val="0"/>
+        </w:rPr>
+        <w:t>Two candidate explanations were tested and both failed. Measuring the solver through both families' code paths gave bit-identical results, so the two rows are on one instrument. Lifting the one-raise-per-street cap — the rule that stops a policy punishing a calling station by raising repeatedly — widened the gap rather than closing it, from −430.1 to −437.4. What remains is that the intransitivity is real: these strategies beat each other in a loop. The mechanism is not established, and is reported as an open question rather than explained away.</w:t>
+      </w:r>
+    </w:p>
+    <w:p>
+      <w:pPr>
+        <w:spacing w:before="200" w:after="60"/>
+      </w:pPr>
+      <w:r>
+        <w:rPr>
+          <w:rFonts w:ascii="Calibri" w:hAnsi="Calibri"/>
+          <w:b/>
+          <w:sz w:val="21"/>
+        </w:rPr>
+        <w:t>A Fourth Measurement Defect, and How It Was Found</w:t>
+      </w:r>
+    </w:p>
+    <w:p>
+      <w:pPr>
+        <w:jc w:val="both"/>
+      </w:pPr>
+      <w:r>
+        <w:rPr>
+          <w:b w:val="0"/>
+          <w:i w:val="0"/>
+        </w:rPr>
+        <w:t>Phases Three and Four were measured, then re-measured, because a panel score turned out to depend on the order the matchups were taken in. Three layers were involved: the panel handed the random opponent and the solver a single random generator; the policy samples its actions from a global generator that nothing reseeded between matchups; and callers build the panel once and reuse it, so each opponent's state carried across all twelve columns of the endpoint test. Together, the same matchup read −28.9, −29.5 and −3.9 BB/100 on nothing but what had been measured before it. Every one of those is a valid sample and none was reproducible in isolation.</w:t>
+      </w:r>
+    </w:p>
+    <w:p>
+      <w:pPr>
+        <w:jc w:val="both"/>
+      </w:pPr>
+      <w:r>
+        <w:rPr>
+          <w:b w:val="0"/>
+          <w:i w:val="0"/>
+        </w:rPr>
+        <w:t xml:space="preserve">How it surfaced is worth more than the defect. No result looked wrong. It came out of checking whether the intransitivity above was an artefact — that check passed, but a difference noticed while writing it exposed the first layer, and </w:t>
+      </w:r>
+      <w:r>
+        <w:rPr>
+          <w:b/>
+          <w:i w:val="0"/>
+        </w:rPr>
+        <w:t>the fix for that layer failed its own order-independence test</w:t>
+      </w:r>
+      <w:r>
+        <w:rPr>
+          <w:b w:val="0"/>
+          <w:i w:val="0"/>
+        </w:rPr>
+        <w:t>, which is what revealed the other two. A fix accepted without that test would have closed the smallest of the three and reported the problem solved.</w:t>
+      </w:r>
+    </w:p>
+    <w:p>
+      <w:pPr>
+        <w:jc w:val="both"/>
+      </w:pPr>
+      <w:r>
+        <w:rPr>
+          <w:b w:val="0"/>
+          <w:i w:val="0"/>
+        </w:rPr>
+        <w:t>Re-measuring changed almost nothing, and that is the result worth reporting: every Phase Three figure moved less than its own seed spread — at most 13.0 BB/100 against a spread of 217, and no more than 3.6 in the solver column. The spreads themselves tightened, from 134/40/62 to 79/33/48, which is what removing an uncontrolled source of variation should do. The conclusions were sound and are now reproducible; a matchup returns the same figure measured alone, inside the full panel, or with the panel reversed.</w:t>
+      </w:r>
+    </w:p>
+    <w:p>
+      <w:pPr>
         <w:spacing w:before="320" w:after="120"/>
       </w:pPr>
       <w:r>
@@ -3315,7 +4373,7 @@
           <w:b/>
           <w:sz w:val="19"/>
         </w:rPr>
-        <w:t>Table 4. NashForge against conventional approaches</w:t>
+        <w:t>Table 6. NashForge against conventional approaches</w:t>
       </w:r>
     </w:p>
     <w:tbl>

--- a/docs/NashForge_Assignment.docx
+++ b/docs/NashForge_Assignment.docx
@@ -4084,7 +4084,674 @@
           <w:b w:val="0"/>
           <w:i w:val="0"/>
         </w:rPr>
-        <w:t>Two candidate explanations were tested and both failed. Measuring the solver through both families' code paths gave bit-identical results, so the two rows are on one instrument. Lifting the one-raise-per-street cap — the rule that stops a policy punishing a calling station by raising repeatedly — widened the gap rather than closing it, from −430.1 to −437.4. What remains is that the intransitivity is real: these strategies beat each other in a loop. The mechanism is not established, and is reported as an open question rather than explained away.</w:t>
+        <w:t>Three explanations were tested. Measuring the solver through both families' code paths gave bit-identical results, so the two rows are on one instrument. Lifting the one-raise-per-street cap — the rule that stops a policy punishing a calling station by raising repeatedly — widened the gap rather than closing it, from −430.1 to −437.4. Both are ruled out.</w:t>
+      </w:r>
+    </w:p>
+    <w:p>
+      <w:pPr>
+        <w:spacing w:before="200" w:after="60"/>
+      </w:pPr>
+      <w:r>
+        <w:rPr>
+          <w:rFonts w:ascii="Calibri" w:hAnsi="Calibri"/>
+          <w:b/>
+          <w:sz w:val="21"/>
+        </w:rPr>
+        <w:t>Why the Comparison Does Not Rank</w:t>
+      </w:r>
+    </w:p>
+    <w:p>
+      <w:pPr>
+        <w:jc w:val="both"/>
+      </w:pPr>
+      <w:r>
+        <w:rPr>
+          <w:b w:val="0"/>
+          <w:i w:val="0"/>
+        </w:rPr>
+        <w:t>The third explanation is the answer, and it was settled by measuring the one edge of the tournament graph that had never been taken. Both learned families had been scored against the solver and the two baselines, and never against each other.</w:t>
+      </w:r>
+    </w:p>
+    <w:p>
+      <w:pPr>
+        <w:spacing w:before="160" w:after="60"/>
+      </w:pPr>
+      <w:r>
+        <w:rPr>
+          <w:rFonts w:ascii="Calibri" w:hAnsi="Calibri"/>
+          <w:b/>
+          <w:sz w:val="19"/>
+        </w:rPr>
+        <w:t>Table 6. The tournament graph, BB/100 to the first named</w:t>
+      </w:r>
+    </w:p>
+    <w:tbl>
+      <w:tblPr>
+        <w:tblStyle w:val="TableGrid"/>
+        <w:tblW w:type="auto" w:w="0"/>
+        <w:jc w:val="center"/>
+        <w:tblLook w:firstColumn="1" w:firstRow="1" w:lastColumn="0" w:lastRow="0" w:noHBand="0" w:noVBand="1" w:val="04A0"/>
+      </w:tblPr>
+      <w:tblGrid>
+        <w:gridCol w:w="3264"/>
+        <w:gridCol w:w="3264"/>
+        <w:gridCol w:w="3264"/>
+      </w:tblGrid>
+      <w:tr>
+        <w:tc>
+          <w:tcPr>
+            <w:tcW w:type="dxa" w:w="3264"/>
+          </w:tcPr>
+          <w:p>
+            <w:r/>
+            <w:r>
+              <w:rPr>
+                <w:rFonts w:ascii="Calibri" w:hAnsi="Calibri"/>
+                <w:b/>
+                <w:sz w:val="17"/>
+              </w:rPr>
+              <w:t>Edge</w:t>
+            </w:r>
+          </w:p>
+        </w:tc>
+        <w:tc>
+          <w:tcPr>
+            <w:tcW w:type="dxa" w:w="3264"/>
+          </w:tcPr>
+          <w:p>
+            <w:r/>
+            <w:r>
+              <w:rPr>
+                <w:rFonts w:ascii="Calibri" w:hAnsi="Calibri"/>
+                <w:b/>
+                <w:sz w:val="17"/>
+              </w:rPr>
+              <w:t>Result</w:t>
+            </w:r>
+          </w:p>
+        </w:tc>
+        <w:tc>
+          <w:tcPr>
+            <w:tcW w:type="dxa" w:w="3264"/>
+          </w:tcPr>
+          <w:p>
+            <w:r/>
+            <w:r>
+              <w:rPr>
+                <w:rFonts w:ascii="Calibri" w:hAnsi="Calibri"/>
+                <w:b/>
+                <w:sz w:val="17"/>
+              </w:rPr>
+              <w:t>Note</w:t>
+            </w:r>
+          </w:p>
+        </w:tc>
+      </w:tr>
+      <w:tr>
+        <w:tc>
+          <w:tcPr>
+            <w:tcW w:type="dxa" w:w="3264"/>
+          </w:tcPr>
+          <w:p>
+            <w:r/>
+            <w:r>
+              <w:rPr>
+                <w:rFonts w:ascii="Calibri" w:hAnsi="Calibri"/>
+                <w:sz w:val="17"/>
+              </w:rPr>
+              <w:t>CFR vs PPO (2M)</w:t>
+            </w:r>
+          </w:p>
+        </w:tc>
+        <w:tc>
+          <w:tcPr>
+            <w:tcW w:type="dxa" w:w="3264"/>
+          </w:tcPr>
+          <w:p>
+            <w:r/>
+            <w:r>
+              <w:rPr>
+                <w:rFonts w:ascii="Calibri" w:hAnsi="Calibri"/>
+                <w:sz w:val="17"/>
+              </w:rPr>
+              <w:t>+10.4</w:t>
+            </w:r>
+          </w:p>
+        </w:tc>
+        <w:tc>
+          <w:tcPr>
+            <w:tcW w:type="dxa" w:w="3264"/>
+          </w:tcPr>
+          <w:p>
+            <w:r/>
+            <w:r>
+              <w:rPr>
+                <w:rFonts w:ascii="Calibri" w:hAnsi="Calibri"/>
+                <w:sz w:val="17"/>
+              </w:rPr>
+              <w:t>level</w:t>
+            </w:r>
+          </w:p>
+        </w:tc>
+      </w:tr>
+      <w:tr>
+        <w:tc>
+          <w:tcPr>
+            <w:tcW w:type="dxa" w:w="3264"/>
+          </w:tcPr>
+          <w:p>
+            <w:r/>
+            <w:r>
+              <w:rPr>
+                <w:rFonts w:ascii="Calibri" w:hAnsi="Calibri"/>
+                <w:sz w:val="17"/>
+              </w:rPr>
+              <w:t>CFR vs evolution</w:t>
+            </w:r>
+          </w:p>
+        </w:tc>
+        <w:tc>
+          <w:tcPr>
+            <w:tcW w:type="dxa" w:w="3264"/>
+          </w:tcPr>
+          <w:p>
+            <w:r/>
+            <w:r>
+              <w:rPr>
+                <w:rFonts w:ascii="Calibri" w:hAnsi="Calibri"/>
+                <w:sz w:val="17"/>
+              </w:rPr>
+              <w:t>+370.1</w:t>
+            </w:r>
+          </w:p>
+        </w:tc>
+        <w:tc>
+          <w:tcPr>
+            <w:tcW w:type="dxa" w:w="3264"/>
+          </w:tcPr>
+          <w:p>
+            <w:r/>
+            <w:r>
+              <w:rPr>
+                <w:rFonts w:ascii="Calibri" w:hAnsi="Calibri"/>
+                <w:sz w:val="17"/>
+              </w:rPr>
+              <w:t>the solver dominates</w:t>
+            </w:r>
+          </w:p>
+        </w:tc>
+      </w:tr>
+      <w:tr>
+        <w:tc>
+          <w:tcPr>
+            <w:tcW w:type="dxa" w:w="3264"/>
+          </w:tcPr>
+          <w:p>
+            <w:r/>
+            <w:r>
+              <w:rPr>
+                <w:rFonts w:ascii="Calibri" w:hAnsi="Calibri"/>
+                <w:sz w:val="17"/>
+              </w:rPr>
+              <w:t>PPO vs evolution</w:t>
+            </w:r>
+          </w:p>
+        </w:tc>
+        <w:tc>
+          <w:tcPr>
+            <w:tcW w:type="dxa" w:w="3264"/>
+          </w:tcPr>
+          <w:p>
+            <w:r/>
+            <w:r>
+              <w:rPr>
+                <w:rFonts w:ascii="Calibri" w:hAnsi="Calibri"/>
+                <w:sz w:val="17"/>
+              </w:rPr>
+              <w:t>+23.9</w:t>
+            </w:r>
+          </w:p>
+        </w:tc>
+        <w:tc>
+          <w:tcPr>
+            <w:tcW w:type="dxa" w:w="3264"/>
+          </w:tcPr>
+          <w:p>
+            <w:r/>
+            <w:r>
+              <w:rPr>
+                <w:rFonts w:ascii="Calibri" w:hAnsi="Calibri"/>
+                <w:sz w:val="17"/>
+              </w:rPr>
+              <w:t>per seed −12.7, +68.2, +16.3; spread 80.8</w:t>
+            </w:r>
+          </w:p>
+        </w:tc>
+      </w:tr>
+    </w:tbl>
+    <w:p>
+      <w:pPr>
+        <w:spacing w:after="80"/>
+      </w:pPr>
+    </w:p>
+    <w:p>
+      <w:pPr>
+        <w:jc w:val="both"/>
+      </w:pPr>
+      <w:r>
+        <w:rPr>
+          <w:b w:val="0"/>
+          <w:i w:val="0"/>
+        </w:rPr>
+        <w:t xml:space="preserve">If strength were a scalar, PPO being level with the solver and the solver beating the evolved genome by 370 BB/100 would require PPO to beat it by roughly 360. It beats it by 23.9, which against a seed spread of 80.8 is not separated from zero — one of the three seeds lost outright. </w:t>
+      </w:r>
+      <w:r>
+        <w:rPr>
+          <w:b/>
+          <w:i w:val="0"/>
+        </w:rPr>
+        <w:t>PPO is level with the solver and also level with the genome the solver crushes</w:t>
+      </w:r>
+      <w:r>
+        <w:rPr>
+          <w:b w:val="0"/>
+          <w:i w:val="0"/>
+        </w:rPr>
+        <w:t>, and no single ordering permits both. The edge formed no part of the observation that raised the question, which is what makes it evidence rather than a restatement of it.</w:t>
+      </w:r>
+    </w:p>
+    <w:p>
+      <w:pPr>
+        <w:jc w:val="both"/>
+      </w:pPr>
+      <w:r>
+        <w:rPr>
+          <w:b w:val="0"/>
+          <w:i w:val="0"/>
+        </w:rPr>
+        <w:t>The mechanism is visible in what each agent actually does. Counting every decision taken against a station that never folds, over roughly 250,000 decisions each, the solver moves all-in on 15.0% of them and PPO on 0.1%; PPO concentrates instead on the smallest available raise, at 35.3% against the solver's 20.9%. The two raise at broadly similar rates — 74.3% against 62.4% — so the difference is in sizing rather than in frequency, and both faced the identical cap, so it is a property of the policy rather than of the rules.</w:t>
+      </w:r>
+    </w:p>
+    <w:p>
+      <w:pPr>
+        <w:spacing w:before="160" w:after="60"/>
+      </w:pPr>
+      <w:r>
+        <w:rPr>
+          <w:rFonts w:ascii="Calibri" w:hAnsi="Calibri"/>
+          <w:b/>
+          <w:sz w:val="19"/>
+        </w:rPr>
+        <w:t>Table 7. Action frequencies against a calling station</w:t>
+      </w:r>
+    </w:p>
+    <w:tbl>
+      <w:tblPr>
+        <w:tblStyle w:val="TableGrid"/>
+        <w:tblW w:type="auto" w:w="0"/>
+        <w:jc w:val="center"/>
+        <w:tblLook w:firstColumn="1" w:firstRow="1" w:lastColumn="0" w:lastRow="0" w:noHBand="0" w:noVBand="1" w:val="04A0"/>
+      </w:tblPr>
+      <w:tblGrid>
+        <w:gridCol w:w="1399"/>
+        <w:gridCol w:w="1399"/>
+        <w:gridCol w:w="1399"/>
+        <w:gridCol w:w="1399"/>
+        <w:gridCol w:w="1399"/>
+        <w:gridCol w:w="1399"/>
+        <w:gridCol w:w="1399"/>
+      </w:tblGrid>
+      <w:tr>
+        <w:tc>
+          <w:tcPr>
+            <w:tcW w:type="dxa" w:w="1399"/>
+          </w:tcPr>
+          <w:p>
+            <w:r/>
+            <w:r>
+              <w:rPr>
+                <w:rFonts w:ascii="Calibri" w:hAnsi="Calibri"/>
+                <w:b/>
+                <w:sz w:val="17"/>
+              </w:rPr>
+              <w:t>Agent</w:t>
+            </w:r>
+          </w:p>
+        </w:tc>
+        <w:tc>
+          <w:tcPr>
+            <w:tcW w:type="dxa" w:w="1399"/>
+          </w:tcPr>
+          <w:p>
+            <w:r/>
+            <w:r>
+              <w:rPr>
+                <w:rFonts w:ascii="Calibri" w:hAnsi="Calibri"/>
+                <w:b/>
+                <w:sz w:val="17"/>
+              </w:rPr>
+              <w:t>fold</w:t>
+            </w:r>
+          </w:p>
+        </w:tc>
+        <w:tc>
+          <w:tcPr>
+            <w:tcW w:type="dxa" w:w="1399"/>
+          </w:tcPr>
+          <w:p>
+            <w:r/>
+            <w:r>
+              <w:rPr>
+                <w:rFonts w:ascii="Calibri" w:hAnsi="Calibri"/>
+                <w:b/>
+                <w:sz w:val="17"/>
+              </w:rPr>
+              <w:t>check/call</w:t>
+            </w:r>
+          </w:p>
+        </w:tc>
+        <w:tc>
+          <w:tcPr>
+            <w:tcW w:type="dxa" w:w="1399"/>
+          </w:tcPr>
+          <w:p>
+            <w:r/>
+            <w:r>
+              <w:rPr>
+                <w:rFonts w:ascii="Calibri" w:hAnsi="Calibri"/>
+                <w:b/>
+                <w:sz w:val="17"/>
+              </w:rPr>
+              <w:t>raise ½</w:t>
+            </w:r>
+          </w:p>
+        </w:tc>
+        <w:tc>
+          <w:tcPr>
+            <w:tcW w:type="dxa" w:w="1399"/>
+          </w:tcPr>
+          <w:p>
+            <w:r/>
+            <w:r>
+              <w:rPr>
+                <w:rFonts w:ascii="Calibri" w:hAnsi="Calibri"/>
+                <w:b/>
+                <w:sz w:val="17"/>
+              </w:rPr>
+              <w:t>raise pot</w:t>
+            </w:r>
+          </w:p>
+        </w:tc>
+        <w:tc>
+          <w:tcPr>
+            <w:tcW w:type="dxa" w:w="1399"/>
+          </w:tcPr>
+          <w:p>
+            <w:r/>
+            <w:r>
+              <w:rPr>
+                <w:rFonts w:ascii="Calibri" w:hAnsi="Calibri"/>
+                <w:b/>
+                <w:sz w:val="17"/>
+              </w:rPr>
+              <w:t>raise 2×</w:t>
+            </w:r>
+          </w:p>
+        </w:tc>
+        <w:tc>
+          <w:tcPr>
+            <w:tcW w:type="dxa" w:w="1399"/>
+          </w:tcPr>
+          <w:p>
+            <w:r/>
+            <w:r>
+              <w:rPr>
+                <w:rFonts w:ascii="Calibri" w:hAnsi="Calibri"/>
+                <w:b/>
+                <w:sz w:val="17"/>
+              </w:rPr>
+              <w:t>all-in</w:t>
+            </w:r>
+          </w:p>
+        </w:tc>
+      </w:tr>
+      <w:tr>
+        <w:tc>
+          <w:tcPr>
+            <w:tcW w:type="dxa" w:w="1399"/>
+          </w:tcPr>
+          <w:p>
+            <w:r/>
+            <w:r>
+              <w:rPr>
+                <w:rFonts w:ascii="Calibri" w:hAnsi="Calibri"/>
+                <w:sz w:val="17"/>
+              </w:rPr>
+              <w:t>CFR solver</w:t>
+            </w:r>
+          </w:p>
+        </w:tc>
+        <w:tc>
+          <w:tcPr>
+            <w:tcW w:type="dxa" w:w="1399"/>
+          </w:tcPr>
+          <w:p>
+            <w:r/>
+            <w:r>
+              <w:rPr>
+                <w:rFonts w:ascii="Calibri" w:hAnsi="Calibri"/>
+                <w:sz w:val="17"/>
+              </w:rPr>
+              <w:t>1.5%</w:t>
+            </w:r>
+          </w:p>
+        </w:tc>
+        <w:tc>
+          <w:tcPr>
+            <w:tcW w:type="dxa" w:w="1399"/>
+          </w:tcPr>
+          <w:p>
+            <w:r/>
+            <w:r>
+              <w:rPr>
+                <w:rFonts w:ascii="Calibri" w:hAnsi="Calibri"/>
+                <w:sz w:val="17"/>
+              </w:rPr>
+              <w:t>24.2%</w:t>
+            </w:r>
+          </w:p>
+        </w:tc>
+        <w:tc>
+          <w:tcPr>
+            <w:tcW w:type="dxa" w:w="1399"/>
+          </w:tcPr>
+          <w:p>
+            <w:r/>
+            <w:r>
+              <w:rPr>
+                <w:rFonts w:ascii="Calibri" w:hAnsi="Calibri"/>
+                <w:sz w:val="17"/>
+              </w:rPr>
+              <w:t>20.9%</w:t>
+            </w:r>
+          </w:p>
+        </w:tc>
+        <w:tc>
+          <w:tcPr>
+            <w:tcW w:type="dxa" w:w="1399"/>
+          </w:tcPr>
+          <w:p>
+            <w:r/>
+            <w:r>
+              <w:rPr>
+                <w:rFonts w:ascii="Calibri" w:hAnsi="Calibri"/>
+                <w:sz w:val="17"/>
+              </w:rPr>
+              <w:t>21.0%</w:t>
+            </w:r>
+          </w:p>
+        </w:tc>
+        <w:tc>
+          <w:tcPr>
+            <w:tcW w:type="dxa" w:w="1399"/>
+          </w:tcPr>
+          <w:p>
+            <w:r/>
+            <w:r>
+              <w:rPr>
+                <w:rFonts w:ascii="Calibri" w:hAnsi="Calibri"/>
+                <w:sz w:val="17"/>
+              </w:rPr>
+              <w:t>17.3%</w:t>
+            </w:r>
+          </w:p>
+        </w:tc>
+        <w:tc>
+          <w:tcPr>
+            <w:tcW w:type="dxa" w:w="1399"/>
+          </w:tcPr>
+          <w:p>
+            <w:r/>
+            <w:r>
+              <w:rPr>
+                <w:rFonts w:ascii="Calibri" w:hAnsi="Calibri"/>
+                <w:sz w:val="17"/>
+              </w:rPr>
+              <w:t>15.0%</w:t>
+            </w:r>
+          </w:p>
+        </w:tc>
+      </w:tr>
+      <w:tr>
+        <w:tc>
+          <w:tcPr>
+            <w:tcW w:type="dxa" w:w="1399"/>
+          </w:tcPr>
+          <w:p>
+            <w:r/>
+            <w:r>
+              <w:rPr>
+                <w:rFonts w:ascii="Calibri" w:hAnsi="Calibri"/>
+                <w:sz w:val="17"/>
+              </w:rPr>
+              <w:t>PPO, 2M hands</w:t>
+            </w:r>
+          </w:p>
+        </w:tc>
+        <w:tc>
+          <w:tcPr>
+            <w:tcW w:type="dxa" w:w="1399"/>
+          </w:tcPr>
+          <w:p>
+            <w:r/>
+            <w:r>
+              <w:rPr>
+                <w:rFonts w:ascii="Calibri" w:hAnsi="Calibri"/>
+                <w:sz w:val="17"/>
+              </w:rPr>
+              <w:t>3.5%</w:t>
+            </w:r>
+          </w:p>
+        </w:tc>
+        <w:tc>
+          <w:tcPr>
+            <w:tcW w:type="dxa" w:w="1399"/>
+          </w:tcPr>
+          <w:p>
+            <w:r/>
+            <w:r>
+              <w:rPr>
+                <w:rFonts w:ascii="Calibri" w:hAnsi="Calibri"/>
+                <w:sz w:val="17"/>
+              </w:rPr>
+              <w:t>34.1%</w:t>
+            </w:r>
+          </w:p>
+        </w:tc>
+        <w:tc>
+          <w:tcPr>
+            <w:tcW w:type="dxa" w:w="1399"/>
+          </w:tcPr>
+          <w:p>
+            <w:r/>
+            <w:r>
+              <w:rPr>
+                <w:rFonts w:ascii="Calibri" w:hAnsi="Calibri"/>
+                <w:sz w:val="17"/>
+              </w:rPr>
+              <w:t>35.3%</w:t>
+            </w:r>
+          </w:p>
+        </w:tc>
+        <w:tc>
+          <w:tcPr>
+            <w:tcW w:type="dxa" w:w="1399"/>
+          </w:tcPr>
+          <w:p>
+            <w:r/>
+            <w:r>
+              <w:rPr>
+                <w:rFonts w:ascii="Calibri" w:hAnsi="Calibri"/>
+                <w:sz w:val="17"/>
+              </w:rPr>
+              <w:t>13.2%</w:t>
+            </w:r>
+          </w:p>
+        </w:tc>
+        <w:tc>
+          <w:tcPr>
+            <w:tcW w:type="dxa" w:w="1399"/>
+          </w:tcPr>
+          <w:p>
+            <w:r/>
+            <w:r>
+              <w:rPr>
+                <w:rFonts w:ascii="Calibri" w:hAnsi="Calibri"/>
+                <w:sz w:val="17"/>
+              </w:rPr>
+              <w:t>13.8%</w:t>
+            </w:r>
+          </w:p>
+        </w:tc>
+        <w:tc>
+          <w:tcPr>
+            <w:tcW w:type="dxa" w:w="1399"/>
+          </w:tcPr>
+          <w:p>
+            <w:r/>
+            <w:r>
+              <w:rPr>
+                <w:rFonts w:ascii="Calibri" w:hAnsi="Calibri"/>
+                <w:sz w:val="17"/>
+              </w:rPr>
+              <w:t>0.1%</w:t>
+            </w:r>
+          </w:p>
+        </w:tc>
+      </w:tr>
+    </w:tbl>
+    <w:p>
+      <w:pPr>
+        <w:spacing w:after="80"/>
+      </w:pPr>
+    </w:p>
+    <w:p>
+      <w:pPr>
+        <w:jc w:val="both"/>
+      </w:pPr>
+      <w:r>
+        <w:rPr>
+          <w:b/>
+          <w:i w:val="0"/>
+        </w:rPr>
+        <w:t>Self-play optimises against a peer, and produces a policy that cannot punish a weak opponent.</w:t>
+      </w:r>
+      <w:r>
+        <w:rPr>
+          <w:b w:val="0"/>
+          <w:i w:val="0"/>
+        </w:rPr>
+        <w:t xml:space="preserve"> Against an opponent who never folds the value is in large bets, and PPO trained against periodic snapshots of itself — opponents that do fold — so it never met a situation worth moving all-in into and did not learn to. Against the solver this costs it nothing, and the two are level; against anything weak it leaves most of the available value uncollected. This is the audit's prediction that policy gradient would yield a strong but exploitable agent, made specific and measured, and it is the reason no single-number ranking of the three families appears anywhere in this report.</w:t>
       </w:r>
     </w:p>
     <w:p>
@@ -4373,7 +5040,7 @@
           <w:b/>
           <w:sz w:val="19"/>
         </w:rPr>
-        <w:t>Table 6. NashForge against conventional approaches</w:t>
+        <w:t>Table 8. NashForge against conventional approaches</w:t>
       </w:r>
     </w:p>
     <w:tbl>
